--- a/source-multichoice/build/es-material-wood-2.docx
+++ b/source-multichoice/build/es-material-wood-2.docx
@@ -25,17 +25,65 @@
       <w:r>
         <w:t>a)</w:t>
         <w:tab/>
+        <w:t>Castaño, nogal</w:t>
+      </w:r>
+    </w:p>
+    <w:p>
+      <w:pPr>
+        <w:pStyle w:val="Choice"/>
+      </w:pPr>
+      <w:r>
+        <w:t>b)</w:t>
+        <w:tab/>
+        <w:t>Eucalipto, caoba.</w:t>
+      </w:r>
+    </w:p>
+    <w:p>
+      <w:pPr>
+        <w:pStyle w:val="Choice"/>
+      </w:pPr>
+      <w:r>
+        <w:t>c)</w:t>
+        <w:tab/>
+        <w:t>Pino, abeto.</w:t>
+      </w:r>
+    </w:p>
+    <w:p>
+      <w:pPr>
+        <w:pStyle w:val="Choice"/>
+      </w:pPr>
+      <w:r>
+        <w:t>d)</w:t>
+        <w:tab/>
         <w:t>Roble, haya</w:t>
       </w:r>
     </w:p>
     <w:p>
       <w:pPr>
+        <w:pStyle w:val="ListNumber"/>
+      </w:pPr>
+      <w:r>
+        <w:t>¿Cuáles son ejemplos de maderas blandas?</w:t>
+      </w:r>
+    </w:p>
+    <w:p>
+      <w:pPr>
+        <w:pStyle w:val="Choice"/>
+      </w:pPr>
+      <w:r>
+        <w:t>a)</w:t>
+        <w:tab/>
+        <w:t>Castaño, nogal</w:t>
+      </w:r>
+    </w:p>
+    <w:p>
+      <w:pPr>
         <w:pStyle w:val="Choice"/>
       </w:pPr>
       <w:r>
         <w:t>b)</w:t>
         <w:tab/>
-        <w:t>Castaño, nogal</w:t>
+        <w:t>Cedro, chopo.</w:t>
       </w:r>
     </w:p>
     <w:p>
@@ -55,54 +103,6 @@
       <w:r>
         <w:t>d)</w:t>
         <w:tab/>
-        <w:t>Pino, abeto.</w:t>
-      </w:r>
-    </w:p>
-    <w:p>
-      <w:pPr>
-        <w:pStyle w:val="ListNumber"/>
-      </w:pPr>
-      <w:r>
-        <w:t>¿Cuáles son ejemplos de maderas blandas?</w:t>
-      </w:r>
-    </w:p>
-    <w:p>
-      <w:pPr>
-        <w:pStyle w:val="Choice"/>
-      </w:pPr>
-      <w:r>
-        <w:t>a)</w:t>
-        <w:tab/>
-        <w:t>Castaño, nogal</w:t>
-      </w:r>
-    </w:p>
-    <w:p>
-      <w:pPr>
-        <w:pStyle w:val="Choice"/>
-      </w:pPr>
-      <w:r>
-        <w:t>b)</w:t>
-        <w:tab/>
-        <w:t>Eucalipto, caoba.</w:t>
-      </w:r>
-    </w:p>
-    <w:p>
-      <w:pPr>
-        <w:pStyle w:val="Choice"/>
-      </w:pPr>
-      <w:r>
-        <w:t>c)</w:t>
-        <w:tab/>
-        <w:t>Cedro, chopo.</w:t>
-      </w:r>
-    </w:p>
-    <w:p>
-      <w:pPr>
-        <w:pStyle w:val="Choice"/>
-      </w:pPr>
-      <w:r>
-        <w:t>d)</w:t>
-        <w:tab/>
         <w:t>Roble, haya</w:t>
       </w:r>
     </w:p>
@@ -131,7 +131,55 @@
       <w:r>
         <w:t>b)</w:t>
         <w:tab/>
+        <w:t>Madera de balsa.</w:t>
+      </w:r>
+    </w:p>
+    <w:p>
+      <w:pPr>
+        <w:pStyle w:val="Choice"/>
+      </w:pPr>
+      <w:r>
+        <w:t>c)</w:t>
+        <w:tab/>
+        <w:t>Pino, abeto.</w:t>
+      </w:r>
+    </w:p>
+    <w:p>
+      <w:pPr>
+        <w:pStyle w:val="Choice"/>
+      </w:pPr>
+      <w:r>
+        <w:t>d)</w:t>
+        <w:tab/>
         <w:t>Roble, haya.</w:t>
+      </w:r>
+    </w:p>
+    <w:p>
+      <w:pPr>
+        <w:pStyle w:val="ListNumber"/>
+      </w:pPr>
+      <w:r>
+        <w:t>¿Cuáles son ejemplos de maderas duras?</w:t>
+      </w:r>
+    </w:p>
+    <w:p>
+      <w:pPr>
+        <w:pStyle w:val="Choice"/>
+      </w:pPr>
+      <w:r>
+        <w:t>a)</w:t>
+        <w:tab/>
+        <w:t>Cedro, chopo.</w:t>
+      </w:r>
+    </w:p>
+    <w:p>
+      <w:pPr>
+        <w:pStyle w:val="Choice"/>
+      </w:pPr>
+      <w:r>
+        <w:t>b)</w:t>
+        <w:tab/>
+        <w:t>Pino, abeto.</w:t>
       </w:r>
     </w:p>
     <w:p>
@@ -151,7 +199,7 @@
       <w:r>
         <w:t>d)</w:t>
         <w:tab/>
-        <w:t>Pino, abeto.</w:t>
+        <w:t>Castaño, nogal.</w:t>
       </w:r>
     </w:p>
     <w:p>
@@ -169,16 +217,6 @@
       <w:r>
         <w:t>a)</w:t>
         <w:tab/>
-        <w:t>Cedro, chopo.</w:t>
-      </w:r>
-    </w:p>
-    <w:p>
-      <w:pPr>
-        <w:pStyle w:val="Choice"/>
-      </w:pPr>
-      <w:r>
-        <w:t>b)</w:t>
-        <w:tab/>
         <w:t>Madera de balsa.</w:t>
       </w:r>
     </w:p>
@@ -187,35 +225,7 @@
         <w:pStyle w:val="Choice"/>
       </w:pPr>
       <w:r>
-        <w:t>c)</w:t>
-        <w:tab/>
-        <w:t>Pino, abeto.</w:t>
-      </w:r>
-    </w:p>
-    <w:p>
-      <w:pPr>
-        <w:pStyle w:val="Choice"/>
-      </w:pPr>
-      <w:r>
-        <w:t>d)</w:t>
-        <w:tab/>
-        <w:t>Castaño, nogal.</w:t>
-      </w:r>
-    </w:p>
-    <w:p>
-      <w:pPr>
-        <w:pStyle w:val="ListNumber"/>
-      </w:pPr>
-      <w:r>
-        <w:t>¿Cuáles son ejemplos de maderas duras?</w:t>
-      </w:r>
-    </w:p>
-    <w:p>
-      <w:pPr>
-        <w:pStyle w:val="Choice"/>
-      </w:pPr>
-      <w:r>
-        <w:t>a)</w:t>
+        <w:t>b)</w:t>
         <w:tab/>
         <w:t>Cedro, chopo.</w:t>
       </w:r>
@@ -225,9 +235,9 @@
         <w:pStyle w:val="Choice"/>
       </w:pPr>
       <w:r>
-        <w:t>b)</w:t>
+        <w:t>c)</w:t>
         <w:tab/>
-        <w:t>Pino, abeto.</w:t>
+        <w:t>Caoba, eucalipto.</w:t>
       </w:r>
     </w:p>
     <w:p>
@@ -235,19 +245,9 @@
         <w:pStyle w:val="Choice"/>
       </w:pPr>
       <w:r>
-        <w:t>c)</w:t>
-        <w:tab/>
-        <w:t>Madera de balsa.</w:t>
-      </w:r>
-    </w:p>
-    <w:p>
-      <w:pPr>
-        <w:pStyle w:val="Choice"/>
-      </w:pPr>
-      <w:r>
         <w:t>d)</w:t>
         <w:tab/>
-        <w:t>Caoba, eucalipto.</w:t>
+        <w:t>Pino, abeto.</w:t>
       </w:r>
     </w:p>
     <w:p>
@@ -275,7 +275,7 @@
       <w:r>
         <w:t>b)</w:t>
         <w:tab/>
-        <w:t>Caducifolios.</w:t>
+        <w:t>Frutales.</w:t>
       </w:r>
     </w:p>
     <w:p>
@@ -295,7 +295,7 @@
       <w:r>
         <w:t>d)</w:t>
         <w:tab/>
-        <w:t>Frutales.</w:t>
+        <w:t>Caducifolios.</w:t>
       </w:r>
     </w:p>
     <w:p>
@@ -313,6 +313,16 @@
       <w:r>
         <w:t>a)</w:t>
         <w:tab/>
+        <w:t>Mayor densidad y dureza.</w:t>
+      </w:r>
+    </w:p>
+    <w:p>
+      <w:pPr>
+        <w:pStyle w:val="Choice"/>
+      </w:pPr>
+      <w:r>
+        <w:t>b)</w:t>
+        <w:tab/>
         <w:t>Proceden de árboles frutales.</w:t>
       </w:r>
     </w:p>
@@ -321,19 +331,9 @@
         <w:pStyle w:val="Choice"/>
       </w:pPr>
       <w:r>
-        <w:t>b)</w:t>
+        <w:t>c)</w:t>
         <w:tab/>
         <w:t>Mayor facilidad de trabajo.</w:t>
-      </w:r>
-    </w:p>
-    <w:p>
-      <w:pPr>
-        <w:pStyle w:val="Choice"/>
-      </w:pPr>
-      <w:r>
-        <w:t>c)</w:t>
-        <w:tab/>
-        <w:t>Mayor densidad y dureza.</w:t>
       </w:r>
     </w:p>
     <w:p>
@@ -371,7 +371,7 @@
       <w:r>
         <w:t>b)</w:t>
         <w:tab/>
-        <w:t>Se obtienen de árboles frutales.</w:t>
+        <w:t>Son más livianas.</w:t>
       </w:r>
     </w:p>
     <w:p>
@@ -391,7 +391,7 @@
       <w:r>
         <w:t>d)</w:t>
         <w:tab/>
-        <w:t>Son más livianas.</w:t>
+        <w:t>Se obtienen de árboles frutales.</w:t>
       </w:r>
     </w:p>
     <w:p>
@@ -409,7 +409,103 @@
       <w:r>
         <w:t>a)</w:t>
         <w:tab/>
+        <w:t>Cortando tableros de contrachapado.</w:t>
+      </w:r>
+    </w:p>
+    <w:p>
+      <w:pPr>
+        <w:pStyle w:val="Choice"/>
+      </w:pPr>
+      <w:r>
+        <w:t>b)</w:t>
+        <w:tab/>
+        <w:t>Pegando virutas de madera con cola.</w:t>
+      </w:r>
+    </w:p>
+    <w:p>
+      <w:pPr>
+        <w:pStyle w:val="Choice"/>
+      </w:pPr>
+      <w:r>
+        <w:t>c)</w:t>
+        <w:tab/>
+        <w:t>Prensando fibras de madera con resina.</w:t>
+      </w:r>
+    </w:p>
+    <w:p>
+      <w:pPr>
+        <w:pStyle w:val="Choice"/>
+      </w:pPr>
+      <w:r>
+        <w:t>d)</w:t>
+        <w:tab/>
         <w:t>Laminando la madera con una cuchilla.</w:t>
+      </w:r>
+    </w:p>
+    <w:p>
+      <w:pPr>
+        <w:pStyle w:val="ListNumber"/>
+      </w:pPr>
+      <w:r>
+        <w:t>¿Qué se logra al colocar las fibras de cada lámina en perpendicular en el contrachapado?</w:t>
+      </w:r>
+    </w:p>
+    <w:p>
+      <w:pPr>
+        <w:pStyle w:val="Choice"/>
+      </w:pPr>
+      <w:r>
+        <w:t>a)</w:t>
+        <w:tab/>
+        <w:t>Da una apariencia uniforme a la superficie.</w:t>
+      </w:r>
+    </w:p>
+    <w:p>
+      <w:pPr>
+        <w:pStyle w:val="Choice"/>
+      </w:pPr>
+      <w:r>
+        <w:t>b)</w:t>
+        <w:tab/>
+        <w:t>Mejora la resistencia mecánica y evita que se combe con la humedad.</w:t>
+      </w:r>
+    </w:p>
+    <w:p>
+      <w:pPr>
+        <w:pStyle w:val="Choice"/>
+      </w:pPr>
+      <w:r>
+        <w:t>c)</w:t>
+        <w:tab/>
+        <w:t>Facilita el laminado de la madera.</w:t>
+      </w:r>
+    </w:p>
+    <w:p>
+      <w:pPr>
+        <w:pStyle w:val="Choice"/>
+      </w:pPr>
+      <w:r>
+        <w:t>d)</w:t>
+        <w:tab/>
+        <w:t>Aumenta la densidad de la madera.</w:t>
+      </w:r>
+    </w:p>
+    <w:p>
+      <w:pPr>
+        <w:pStyle w:val="ListNumber"/>
+      </w:pPr>
+      <w:r>
+        <w:t>¿Cómo se forma el aglomerado?</w:t>
+      </w:r>
+    </w:p>
+    <w:p>
+      <w:pPr>
+        <w:pStyle w:val="Choice"/>
+      </w:pPr>
+      <w:r>
+        <w:t>a)</w:t>
+        <w:tab/>
+        <w:t>Colocando láminas de madera en un sandwich.</w:t>
       </w:r>
     </w:p>
     <w:p>
@@ -429,7 +525,7 @@
       <w:r>
         <w:t>c)</w:t>
         <w:tab/>
-        <w:t>Pegando virutas de madera con cola.</w:t>
+        <w:t>Laminando la madera con una cuchilla.</w:t>
       </w:r>
     </w:p>
     <w:p>
@@ -439,103 +535,7 @@
       <w:r>
         <w:t>d)</w:t>
         <w:tab/>
-        <w:t>Cortando tableros de contrachapado.</w:t>
-      </w:r>
-    </w:p>
-    <w:p>
-      <w:pPr>
-        <w:pStyle w:val="ListNumber"/>
-      </w:pPr>
-      <w:r>
-        <w:t>¿Qué se logra al colocar las fibras de cada lámina en perpendicular en el contrachapado?</w:t>
-      </w:r>
-    </w:p>
-    <w:p>
-      <w:pPr>
-        <w:pStyle w:val="Choice"/>
-      </w:pPr>
-      <w:r>
-        <w:t>a)</w:t>
-        <w:tab/>
-        <w:t>Da una apariencia uniforme a la superficie.</w:t>
-      </w:r>
-    </w:p>
-    <w:p>
-      <w:pPr>
-        <w:pStyle w:val="Choice"/>
-      </w:pPr>
-      <w:r>
-        <w:t>b)</w:t>
-        <w:tab/>
-        <w:t>Aumenta la densidad de la madera.</w:t>
-      </w:r>
-    </w:p>
-    <w:p>
-      <w:pPr>
-        <w:pStyle w:val="Choice"/>
-      </w:pPr>
-      <w:r>
-        <w:t>c)</w:t>
-        <w:tab/>
-        <w:t>Facilita el laminado de la madera.</w:t>
-      </w:r>
-    </w:p>
-    <w:p>
-      <w:pPr>
-        <w:pStyle w:val="Choice"/>
-      </w:pPr>
-      <w:r>
-        <w:t>d)</w:t>
-        <w:tab/>
-        <w:t>Mejora la resistencia mecánica y evita que se combe con la humedad.</w:t>
-      </w:r>
-    </w:p>
-    <w:p>
-      <w:pPr>
-        <w:pStyle w:val="ListNumber"/>
-      </w:pPr>
-      <w:r>
-        <w:t>¿Cómo se forma el aglomerado?</w:t>
-      </w:r>
-    </w:p>
-    <w:p>
-      <w:pPr>
-        <w:pStyle w:val="Choice"/>
-      </w:pPr>
-      <w:r>
-        <w:t>a)</w:t>
-        <w:tab/>
-        <w:t>Colocando láminas de madera en un sandwich.</w:t>
-      </w:r>
-    </w:p>
-    <w:p>
-      <w:pPr>
-        <w:pStyle w:val="Choice"/>
-      </w:pPr>
-      <w:r>
-        <w:t>b)</w:t>
-        <w:tab/>
         <w:t>Pegando virutas de madera con cola.</w:t>
-      </w:r>
-    </w:p>
-    <w:p>
-      <w:pPr>
-        <w:pStyle w:val="Choice"/>
-      </w:pPr>
-      <w:r>
-        <w:t>c)</w:t>
-        <w:tab/>
-        <w:t>Prensando fibras de madera con resina.</w:t>
-      </w:r>
-    </w:p>
-    <w:p>
-      <w:pPr>
-        <w:pStyle w:val="Choice"/>
-      </w:pPr>
-      <w:r>
-        <w:t>d)</w:t>
-        <w:tab/>
-        <w:t>Laminando la madera con una cuchilla.</w:t>
       </w:r>
     </w:p>
     <w:p>
@@ -573,7 +573,7 @@
       <w:r>
         <w:t>c)</w:t>
         <w:tab/>
-        <w:t>Fibras de madera prensadas con el nombre de DM o MDF.</w:t>
+        <w:t>Láminas de madera natural o láminas de resina plástica.</w:t>
       </w:r>
     </w:p>
     <w:p>
@@ -583,7 +583,7 @@
       <w:r>
         <w:t>d)</w:t>
         <w:tab/>
-        <w:t>Láminas de madera natural o láminas de resina plástica.</w:t>
+        <w:t>Fibras de madera prensadas con el nombre de DM o MDF.</w:t>
       </w:r>
     </w:p>
     <w:p>
@@ -601,16 +601,6 @@
       <w:r>
         <w:t>a)</w:t>
         <w:tab/>
-        <w:t>Colocando láminas de madera en un sandwich.</w:t>
-      </w:r>
-    </w:p>
-    <w:p>
-      <w:pPr>
-        <w:pStyle w:val="Choice"/>
-      </w:pPr>
-      <w:r>
-        <w:t>b)</w:t>
-        <w:tab/>
         <w:t>Pegando virutas de madera con cola.</w:t>
       </w:r>
     </w:p>
@@ -619,7 +609,7 @@
         <w:pStyle w:val="Choice"/>
       </w:pPr>
       <w:r>
-        <w:t>c)</w:t>
+        <w:t>b)</w:t>
         <w:tab/>
         <w:t>Fibras de madera prensadas con pegamento de resina.</w:t>
       </w:r>
@@ -629,13 +619,23 @@
         <w:pStyle w:val="Choice"/>
       </w:pPr>
       <w:r>
-        <w:t>d)</w:t>
+        <w:t>c)</w:t>
         <w:tab/>
         <w:t>Laminando la madera con una cuchilla.</w:t>
       </w:r>
     </w:p>
     <w:p>
       <w:pPr>
+        <w:pStyle w:val="Choice"/>
+      </w:pPr>
+      <w:r>
+        <w:t>d)</w:t>
+        <w:tab/>
+        <w:t>Colocando láminas de madera en un sandwich.</w:t>
+      </w:r>
+    </w:p>
+    <w:p>
+      <w:pPr>
         <w:pStyle w:val="ListNumber"/>
       </w:pPr>
       <w:r>
@@ -649,16 +649,6 @@
       <w:r>
         <w:t>a)</w:t>
         <w:tab/>
-        <w:t>Mejorar la resistencia mecánica del DM.</w:t>
-      </w:r>
-    </w:p>
-    <w:p>
-      <w:pPr>
-        <w:pStyle w:val="Choice"/>
-      </w:pPr>
-      <w:r>
-        <w:t>b)</w:t>
-        <w:tab/>
         <w:t>Recubrir otros derivados de la madera, como el aglomerado.</w:t>
       </w:r>
     </w:p>
@@ -667,9 +657,19 @@
         <w:pStyle w:val="Choice"/>
       </w:pPr>
       <w:r>
+        <w:t>b)</w:t>
+        <w:tab/>
+        <w:t>Formar tableros de contrachapado.</w:t>
+      </w:r>
+    </w:p>
+    <w:p>
+      <w:pPr>
+        <w:pStyle w:val="Choice"/>
+      </w:pPr>
+      <w:r>
         <w:t>c)</w:t>
         <w:tab/>
-        <w:t>Formar tableros de contrachapado.</w:t>
+        <w:t>Mejorar la resistencia mecánica del DM.</w:t>
       </w:r>
     </w:p>
     <w:p>
@@ -707,16 +707,6 @@
       <w:r>
         <w:t>b)</w:t>
         <w:tab/>
-        <w:t>Está formado por virutas de madera y cola.</w:t>
-      </w:r>
-    </w:p>
-    <w:p>
-      <w:pPr>
-        <w:pStyle w:val="Choice"/>
-      </w:pPr>
-      <w:r>
-        <w:t>c)</w:t>
-        <w:tab/>
         <w:t>Se prensa con resina plástica de colores.</w:t>
       </w:r>
     </w:p>
@@ -725,9 +715,19 @@
         <w:pStyle w:val="Choice"/>
       </w:pPr>
       <w:r>
+        <w:t>c)</w:t>
+        <w:tab/>
+        <w:t>Se forma con fibras muy finas prensadas con un pegamento de resina.</w:t>
+      </w:r>
+    </w:p>
+    <w:p>
+      <w:pPr>
+        <w:pStyle w:val="Choice"/>
+      </w:pPr>
+      <w:r>
         <w:t>d)</w:t>
         <w:tab/>
-        <w:t>Se forma con fibras muy finas prensadas con un pegamento de resina.</w:t>
+        <w:t>Está formado por virutas de madera y cola.</w:t>
       </w:r>
     </w:p>
     <w:p>
@@ -755,16 +755,6 @@
       <w:r>
         <w:t>b)</w:t>
         <w:tab/>
-        <w:t>En el contrachapado.</w:t>
-      </w:r>
-    </w:p>
-    <w:p>
-      <w:pPr>
-        <w:pStyle w:val="Choice"/>
-      </w:pPr>
-      <w:r>
-        <w:t>c)</w:t>
-        <w:tab/>
         <w:t>En la chapa de madera.</w:t>
       </w:r>
     </w:p>
@@ -773,13 +763,23 @@
         <w:pStyle w:val="Choice"/>
       </w:pPr>
       <w:r>
-        <w:t>d)</w:t>
+        <w:t>c)</w:t>
         <w:tab/>
         <w:t>En la superficie del aglomerado.</w:t>
       </w:r>
     </w:p>
     <w:p>
       <w:pPr>
+        <w:pStyle w:val="Choice"/>
+      </w:pPr>
+      <w:r>
+        <w:t>d)</w:t>
+        <w:tab/>
+        <w:t>En el contrachapado.</w:t>
+      </w:r>
+    </w:p>
+    <w:p>
+      <w:pPr>
         <w:pStyle w:val="ListNumber"/>
       </w:pPr>
       <w:r>
@@ -793,7 +793,7 @@
       <w:r>
         <w:t>a)</w:t>
         <w:tab/>
-        <w:t>De la corteza de un árbol, el alcornoque.</w:t>
+        <w:t>De las fibras finas de la madera prensadas.</w:t>
       </w:r>
     </w:p>
     <w:p>
@@ -813,7 +813,7 @@
       <w:r>
         <w:t>c)</w:t>
         <w:tab/>
-        <w:t>De las fibras finas de la madera prensadas.</w:t>
+        <w:t>Del proceso de fabricación del papel.</w:t>
       </w:r>
     </w:p>
     <w:p>
@@ -823,7 +823,7 @@
       <w:r>
         <w:t>d)</w:t>
         <w:tab/>
-        <w:t>Del proceso de fabricación del papel.</w:t>
+        <w:t>De la corteza de un árbol, el alcornoque.</w:t>
       </w:r>
     </w:p>
     <w:p>
@@ -841,7 +841,7 @@
       <w:r>
         <w:t>a)</w:t>
         <w:tab/>
-        <w:t>Para fabricar papel y cartón.</w:t>
+        <w:t>Para insonorizar habitaciones o fabricar tapones de botellas.</w:t>
       </w:r>
     </w:p>
     <w:p>
@@ -850,6 +850,16 @@
       </w:pPr>
       <w:r>
         <w:t>b)</w:t>
+        <w:tab/>
+        <w:t>Para blanquear fibras de madera.</w:t>
+      </w:r>
+    </w:p>
+    <w:p>
+      <w:pPr>
+        <w:pStyle w:val="Choice"/>
+      </w:pPr>
+      <w:r>
+        <w:t>c)</w:t>
         <w:tab/>
         <w:t>Para fabricar láminas finas de madera.</w:t>
       </w:r>
@@ -859,19 +869,9 @@
         <w:pStyle w:val="Choice"/>
       </w:pPr>
       <w:r>
-        <w:t>c)</w:t>
-        <w:tab/>
-        <w:t>Para blanquear fibras de madera.</w:t>
-      </w:r>
-    </w:p>
-    <w:p>
-      <w:pPr>
-        <w:pStyle w:val="Choice"/>
-      </w:pPr>
-      <w:r>
         <w:t>d)</w:t>
         <w:tab/>
-        <w:t>Para insonorizar habitaciones o fabricar tapones de botellas.</w:t>
+        <w:t>Para fabricar papel y cartón.</w:t>
       </w:r>
     </w:p>
     <w:p>
@@ -899,7 +899,7 @@
       <w:r>
         <w:t>b)</w:t>
         <w:tab/>
-        <w:t>Con láminas de cartón corrugado.</w:t>
+        <w:t>A partir del corcho prensado en láminas muy finas.</w:t>
       </w:r>
     </w:p>
     <w:p>
@@ -919,7 +919,7 @@
       <w:r>
         <w:t>d)</w:t>
         <w:tab/>
-        <w:t>A partir del corcho prensado en láminas muy finas.</w:t>
+        <w:t>Con láminas de cartón corrugado.</w:t>
       </w:r>
     </w:p>
     <w:p>
@@ -937,16 +937,6 @@
       <w:r>
         <w:t>a)</w:t>
         <w:tab/>
-        <w:t>Contiene varias láminas de papel pegadas entre sí, con la lámina central ondulada.</w:t>
-      </w:r>
-    </w:p>
-    <w:p>
-      <w:pPr>
-        <w:pStyle w:val="Choice"/>
-      </w:pPr>
-      <w:r>
-        <w:t>b)</w:t>
-        <w:tab/>
         <w:t>Se blanquean las fibras durante su fabricación.</w:t>
       </w:r>
     </w:p>
@@ -955,9 +945,19 @@
         <w:pStyle w:val="Choice"/>
       </w:pPr>
       <w:r>
+        <w:t>b)</w:t>
+        <w:tab/>
+        <w:t>Contiene papel reciclado.</w:t>
+      </w:r>
+    </w:p>
+    <w:p>
+      <w:pPr>
+        <w:pStyle w:val="Choice"/>
+      </w:pPr>
+      <w:r>
         <w:t>c)</w:t>
         <w:tab/>
-        <w:t>Contiene papel reciclado.</w:t>
+        <w:t>Contiene varias láminas de papel pegadas entre sí, con la lámina central ondulada.</w:t>
       </w:r>
     </w:p>
     <w:p>
@@ -1033,7 +1033,7 @@
       <w:r>
         <w:t>a)</w:t>
         <w:tab/>
-        <w:t>En ambos casos, las fibras se blanquean con oxígeno.</w:t>
+        <w:t>En ambos casos, las fibras se blanquean con cloro.</w:t>
       </w:r>
     </w:p>
     <w:p>
@@ -1053,7 +1053,7 @@
       <w:r>
         <w:t>c)</w:t>
         <w:tab/>
-        <w:t>En el papel las fibras se blanquean, mientras que en el cartón no.</w:t>
+        <w:t>En ambos casos, las fibras se blanquean con oxígeno.</w:t>
       </w:r>
     </w:p>
     <w:p>
@@ -1063,7 +1063,7 @@
       <w:r>
         <w:t>d)</w:t>
         <w:tab/>
-        <w:t>En ambos casos, las fibras se blanquean con cloro.</w:t>
+        <w:t>En el papel las fibras se blanquean, mientras que en el cartón no.</w:t>
       </w:r>
     </w:p>
     <w:p>
@@ -1081,7 +1081,7 @@
       <w:r>
         <w:t>a)</w:t>
         <w:tab/>
-        <w:t>Se blanquea con oxígeno o cloro.</w:t>
+        <w:t>Tiene buena respuesta al sonido para insonorizar habitaciones.</w:t>
       </w:r>
     </w:p>
     <w:p>
@@ -1090,16 +1090,6 @@
       </w:pPr>
       <w:r>
         <w:t>b)</w:t>
-        <w:tab/>
-        <w:t>Su proceso de fabricación es semejante al del papel.</w:t>
-      </w:r>
-    </w:p>
-    <w:p>
-      <w:pPr>
-        <w:pStyle w:val="Choice"/>
-      </w:pPr>
-      <w:r>
-        <w:t>c)</w:t>
         <w:tab/>
         <w:t>Contiene varias láminas de papel pegadas entre sí.</w:t>
       </w:r>
@@ -1109,9 +1099,19 @@
         <w:pStyle w:val="Choice"/>
       </w:pPr>
       <w:r>
+        <w:t>c)</w:t>
+        <w:tab/>
+        <w:t>Se blanquea con oxígeno o cloro.</w:t>
+      </w:r>
+    </w:p>
+    <w:p>
+      <w:pPr>
+        <w:pStyle w:val="Choice"/>
+      </w:pPr>
+      <w:r>
         <w:t>d)</w:t>
         <w:tab/>
-        <w:t>Tiene buena respuesta al sonido para insonorizar habitaciones.</w:t>
+        <w:t>Su proceso de fabricación es semejante al del papel.</w:t>
       </w:r>
     </w:p>
     <w:p>
@@ -1139,7 +1139,7 @@
       <w:r>
         <w:t>b)</w:t>
         <w:tab/>
-        <w:t>Prensando bloques, láminas, virutas o fibras de madera.</w:t>
+        <w:t>Formando tablones de gran superficie.</w:t>
       </w:r>
     </w:p>
     <w:p>
@@ -1159,7 +1159,7 @@
       <w:r>
         <w:t>d)</w:t>
         <w:tab/>
-        <w:t>Formando tablones de gran superficie.</w:t>
+        <w:t>Prensando bloques, láminas, virutas o fibras de madera.</w:t>
       </w:r>
     </w:p>
     <w:p>
@@ -1187,16 +1187,6 @@
       <w:r>
         <w:t>b)</w:t>
         <w:tab/>
-        <w:t>Son láminas de madera con grosor menor de 3 milímetros.</w:t>
-      </w:r>
-    </w:p>
-    <w:p>
-      <w:pPr>
-        <w:pStyle w:val="Choice"/>
-      </w:pPr>
-      <w:r>
-        <w:t>c)</w:t>
-        <w:tab/>
         <w:t>Son piezas largas de sección en L o formas variadas de pequeño tamaño.</w:t>
       </w:r>
     </w:p>
@@ -1205,9 +1195,19 @@
         <w:pStyle w:val="Choice"/>
       </w:pPr>
       <w:r>
+        <w:t>c)</w:t>
+        <w:tab/>
+        <w:t>Son piezas de gran superficie y grosor entre 3mm y 25mm.</w:t>
+      </w:r>
+    </w:p>
+    <w:p>
+      <w:pPr>
+        <w:pStyle w:val="Choice"/>
+      </w:pPr>
+      <w:r>
         <w:t>d)</w:t>
         <w:tab/>
-        <w:t>Son piezas de gran superficie y grosor entre 3mm y 25mm.</w:t>
+        <w:t>Son láminas de madera con grosor menor de 3 milímetros.</w:t>
       </w:r>
     </w:p>
     <w:p>
@@ -1235,7 +1235,7 @@
       <w:r>
         <w:t>b)</w:t>
         <w:tab/>
-        <w:t>Son láminas de madera con grosor menor de 3 milímetros.</w:t>
+        <w:t>Son piezas grandes que se obtienen cortando directamente el tronco del árbol.</w:t>
       </w:r>
     </w:p>
     <w:p>
@@ -1255,7 +1255,7 @@
       <w:r>
         <w:t>d)</w:t>
         <w:tab/>
-        <w:t>Son piezas grandes que se obtienen cortando directamente el tronco del árbol.</w:t>
+        <w:t>Son láminas de madera con grosor menor de 3 milímetros.</w:t>
       </w:r>
     </w:p>
     <w:p>
@@ -1273,6 +1273,26 @@
       <w:r>
         <w:t>a)</w:t>
         <w:tab/>
+        <w:t>Piezas largas con una sección rectangular o circular de pequeño tamaño.</w:t>
+      </w:r>
+    </w:p>
+    <w:p>
+      <w:pPr>
+        <w:pStyle w:val="Choice"/>
+      </w:pPr>
+      <w:r>
+        <w:t>b)</w:t>
+        <w:tab/>
+        <w:t>Piezas largas de sección en L o formas variadas de pequeño tamaño.</w:t>
+      </w:r>
+    </w:p>
+    <w:p>
+      <w:pPr>
+        <w:pStyle w:val="Choice"/>
+      </w:pPr>
+      <w:r>
+        <w:t>c)</w:t>
+        <w:tab/>
         <w:t>Piezas de gran superficie y grosor entre 3mm y 25mm.</w:t>
       </w:r>
     </w:p>
@@ -1281,19 +1301,143 @@
         <w:pStyle w:val="Choice"/>
       </w:pPr>
       <w:r>
-        <w:t>b)</w:t>
+        <w:t>d)</w:t>
         <w:tab/>
-        <w:t>Piezas largas con una sección rectangular o circular de pequeño tamaño.</w:t>
+        <w:t>Láminas de madera con grosor menor de 3 milímetros.</w:t>
       </w:r>
     </w:p>
     <w:p>
       <w:pPr>
+        <w:pStyle w:val="ListNumber"/>
+      </w:pPr>
+      <w:r>
+        <w:t>¿Cuál es la función principal de la chapa de madera?</w:t>
+      </w:r>
+    </w:p>
+    <w:p>
+      <w:pPr>
+        <w:pStyle w:val="Choice"/>
+      </w:pPr>
+      <w:r>
+        <w:t>a)</w:t>
+        <w:tab/>
+        <w:t>Cortar en tamaños más pequeños según los planos del cliente.</w:t>
+      </w:r>
+    </w:p>
+    <w:p>
+      <w:pPr>
+        <w:pStyle w:val="Choice"/>
+      </w:pPr>
+      <w:r>
+        <w:t>b)</w:t>
+        <w:tab/>
+        <w:t>Formar tableros de grandes dimensiones.</w:t>
+      </w:r>
+    </w:p>
+    <w:p>
+      <w:pPr>
         <w:pStyle w:val="Choice"/>
       </w:pPr>
       <w:r>
         <w:t>c)</w:t>
         <w:tab/>
-        <w:t>Láminas de madera con grosor menor de 3 milímetros.</w:t>
+        <w:t>Revestir maderas de menor calidad.</w:t>
+      </w:r>
+    </w:p>
+    <w:p>
+      <w:pPr>
+        <w:pStyle w:val="Choice"/>
+      </w:pPr>
+      <w:r>
+        <w:t>d)</w:t>
+        <w:tab/>
+        <w:t>Obtener piezas de gran superficie.</w:t>
+      </w:r>
+    </w:p>
+    <w:p>
+      <w:pPr>
+        <w:pStyle w:val="ListNumber"/>
+      </w:pPr>
+      <w:r>
+        <w:t>¿Cómo se obtienen los derivados de la madera?</w:t>
+      </w:r>
+    </w:p>
+    <w:p>
+      <w:pPr>
+        <w:pStyle w:val="Choice"/>
+      </w:pPr>
+      <w:r>
+        <w:t>a)</w:t>
+        <w:tab/>
+        <w:t>Enrollando papel o cartón en bobinas.</w:t>
+      </w:r>
+    </w:p>
+    <w:p>
+      <w:pPr>
+        <w:pStyle w:val="Choice"/>
+      </w:pPr>
+      <w:r>
+        <w:t>b)</w:t>
+        <w:tab/>
+        <w:t>Formando tablones de gran superficie.</w:t>
+      </w:r>
+    </w:p>
+    <w:p>
+      <w:pPr>
+        <w:pStyle w:val="Choice"/>
+      </w:pPr>
+      <w:r>
+        <w:t>c)</w:t>
+        <w:tab/>
+        <w:t>Cortando directamente el tronco del árbol.</w:t>
+      </w:r>
+    </w:p>
+    <w:p>
+      <w:pPr>
+        <w:pStyle w:val="Choice"/>
+      </w:pPr>
+      <w:r>
+        <w:t>d)</w:t>
+        <w:tab/>
+        <w:t>Prensando bloques, láminas, virutas o fibras de madera encolada.</w:t>
+      </w:r>
+    </w:p>
+    <w:p>
+      <w:pPr>
+        <w:pStyle w:val="ListNumber"/>
+      </w:pPr>
+      <w:r>
+        <w:t>¿Qué dimensiones suelen tener los tableros comerciales?</w:t>
+      </w:r>
+    </w:p>
+    <w:p>
+      <w:pPr>
+        <w:pStyle w:val="Choice"/>
+      </w:pPr>
+      <w:r>
+        <w:t>a)</w:t>
+        <w:tab/>
+        <w:t>Grosor mayor de 25mm.</w:t>
+      </w:r>
+    </w:p>
+    <w:p>
+      <w:pPr>
+        <w:pStyle w:val="Choice"/>
+      </w:pPr>
+      <w:r>
+        <w:t>b)</w:t>
+        <w:tab/>
+        <w:t>Grandes dimensiones (120cm x 240cm) y poco grosor.</w:t>
+      </w:r>
+    </w:p>
+    <w:p>
+      <w:pPr>
+        <w:pStyle w:val="Choice"/>
+      </w:pPr>
+      <w:r>
+        <w:t>c)</w:t>
+        <w:tab/>
+        <w:t>Piezas largas con una sección rectangular o circular de pequeño tamaño.</w:t>
       </w:r>
     </w:p>
     <w:p>
@@ -1311,7 +1455,7 @@
         <w:pStyle w:val="ListNumber"/>
       </w:pPr>
       <w:r>
-        <w:t>¿Cuál es la función principal de la chapa de madera?</w:t>
+        <w:t>¿Cuál es la característica principal de las bobinas de papel y cartón?</w:t>
       </w:r>
     </w:p>
     <w:p>
@@ -1321,7 +1465,7 @@
       <w:r>
         <w:t>a)</w:t>
         <w:tab/>
-        <w:t>Cortar en tamaños más pequeños según los planos del cliente.</w:t>
+        <w:t>Están formadas por papel o cartón enrollados en una bobina de gran longitud.</w:t>
       </w:r>
     </w:p>
     <w:p>
@@ -1331,7 +1475,7 @@
       <w:r>
         <w:t>b)</w:t>
         <w:tab/>
-        <w:t>Obtener piezas de gran superficie.</w:t>
+        <w:t>Piezas de gran superficie y grosor entre 3mm y 25mm.</w:t>
       </w:r>
     </w:p>
     <w:p>
@@ -1351,7 +1495,7 @@
       <w:r>
         <w:t>d)</w:t>
         <w:tab/>
-        <w:t>Formar tableros de grandes dimensiones.</w:t>
+        <w:t>Piezas largas de sección en L o formas variadas de pequeño tamaño.</w:t>
       </w:r>
     </w:p>
     <w:p>
@@ -1359,7 +1503,7 @@
         <w:pStyle w:val="ListNumber"/>
       </w:pPr>
       <w:r>
-        <w:t>¿Cómo se obtienen los derivados de la madera?</w:t>
+        <w:t>¿Qué material se utiliza para formar los listones?</w:t>
       </w:r>
     </w:p>
     <w:p>
@@ -1368,114 +1512,18 @@
       </w:pPr>
       <w:r>
         <w:t>a)</w:t>
-        <w:tab/>
-        <w:t>Formando tablones de gran superficie.</w:t>
-      </w:r>
-    </w:p>
-    <w:p>
-      <w:pPr>
-        <w:pStyle w:val="Choice"/>
-      </w:pPr>
-      <w:r>
-        <w:t>b)</w:t>
-        <w:tab/>
-        <w:t>Cortando directamente el tronco del árbol.</w:t>
-      </w:r>
-    </w:p>
-    <w:p>
-      <w:pPr>
-        <w:pStyle w:val="Choice"/>
-      </w:pPr>
-      <w:r>
-        <w:t>c)</w:t>
-        <w:tab/>
-        <w:t>Prensando bloques, láminas, virutas o fibras de madera encolada.</w:t>
-      </w:r>
-    </w:p>
-    <w:p>
-      <w:pPr>
-        <w:pStyle w:val="Choice"/>
-      </w:pPr>
-      <w:r>
-        <w:t>d)</w:t>
         <w:tab/>
         <w:t>Enrollando papel o cartón en bobinas.</w:t>
       </w:r>
     </w:p>
     <w:p>
       <w:pPr>
-        <w:pStyle w:val="ListNumber"/>
-      </w:pPr>
-      <w:r>
-        <w:t>¿Qué dimensiones suelen tener los tableros comerciales?</w:t>
-      </w:r>
-    </w:p>
-    <w:p>
-      <w:pPr>
-        <w:pStyle w:val="Choice"/>
-      </w:pPr>
-      <w:r>
-        <w:t>a)</w:t>
-        <w:tab/>
-        <w:t>Piezas largas de sección en L o formas variadas de pequeño tamaño.</w:t>
-      </w:r>
-    </w:p>
-    <w:p>
-      <w:pPr>
         <w:pStyle w:val="Choice"/>
       </w:pPr>
       <w:r>
         <w:t>b)</w:t>
         <w:tab/>
-        <w:t>Grosor mayor de 25mm.</w:t>
-      </w:r>
-    </w:p>
-    <w:p>
-      <w:pPr>
-        <w:pStyle w:val="Choice"/>
-      </w:pPr>
-      <w:r>
-        <w:t>c)</w:t>
-        <w:tab/>
-        <w:t>Piezas largas con una sección rectangular o circular de pequeño tamaño.</w:t>
-      </w:r>
-    </w:p>
-    <w:p>
-      <w:pPr>
-        <w:pStyle w:val="Choice"/>
-      </w:pPr>
-      <w:r>
-        <w:t>d)</w:t>
-        <w:tab/>
-        <w:t>Grandes dimensiones (120cm x 240cm) y poco grosor.</w:t>
-      </w:r>
-    </w:p>
-    <w:p>
-      <w:pPr>
-        <w:pStyle w:val="ListNumber"/>
-      </w:pPr>
-      <w:r>
-        <w:t>¿Cuál es la característica principal de las bobinas de papel y cartón?</w:t>
-      </w:r>
-    </w:p>
-    <w:p>
-      <w:pPr>
-        <w:pStyle w:val="Choice"/>
-      </w:pPr>
-      <w:r>
-        <w:t>a)</w:t>
-        <w:tab/>
-        <w:t>Revestir maderas de menor calidad.</w:t>
-      </w:r>
-    </w:p>
-    <w:p>
-      <w:pPr>
-        <w:pStyle w:val="Choice"/>
-      </w:pPr>
-      <w:r>
-        <w:t>b)</w:t>
-        <w:tab/>
-        <w:t>Están formadas por papel o cartón enrollados en una bobina de gran longitud.</w:t>
+        <w:t>Se obtienen directamente cortando el tronco del árbol.</w:t>
       </w:r>
     </w:p>
     <w:p>
@@ -1495,55 +1543,7 @@
       <w:r>
         <w:t>d)</w:t>
         <w:tab/>
-        <w:t>Piezas largas de sección en L o formas variadas de pequeño tamaño.</w:t>
-      </w:r>
-    </w:p>
-    <w:p>
-      <w:pPr>
-        <w:pStyle w:val="ListNumber"/>
-      </w:pPr>
-      <w:r>
-        <w:t>¿Qué material se utiliza para formar los listones?</w:t>
-      </w:r>
-    </w:p>
-    <w:p>
-      <w:pPr>
-        <w:pStyle w:val="Choice"/>
-      </w:pPr>
-      <w:r>
-        <w:t>a)</w:t>
-        <w:tab/>
-        <w:t>Se obtienen directamente cortando el tronco del árbol.</w:t>
-      </w:r>
-    </w:p>
-    <w:p>
-      <w:pPr>
-        <w:pStyle w:val="Choice"/>
-      </w:pPr>
-      <w:r>
-        <w:t>b)</w:t>
-        <w:tab/>
         <w:t>Prensando bloques, láminas, virutas o fibras de madera.</w:t>
-      </w:r>
-    </w:p>
-    <w:p>
-      <w:pPr>
-        <w:pStyle w:val="Choice"/>
-      </w:pPr>
-      <w:r>
-        <w:t>c)</w:t>
-        <w:tab/>
-        <w:t>Piezas de gran superficie y grosor entre 3mm y 25mm.</w:t>
-      </w:r>
-    </w:p>
-    <w:p>
-      <w:pPr>
-        <w:pStyle w:val="Choice"/>
-      </w:pPr>
-      <w:r>
-        <w:t>d)</w:t>
-        <w:tab/>
-        <w:t>Enrollando papel o cartón en bobinas.</w:t>
       </w:r>
     </w:p>
     <w:sectPr>
